--- a/README_overall.docx
+++ b/README_overall.docx
@@ -1531,14 +1531,21 @@
           <w:rFonts w:hint="eastAsia" w:ascii="Times New Roman" w:hAnsi="Times New Roman" w:cs="Times New Roman"/>
           <w:lang w:val="en-US" w:eastAsia="zh-CN"/>
         </w:rPr>
-        <w:t>2-4</w:t>
-      </w:r>
-      <w:r>
-        <w:rPr>
-          <w:rFonts w:hint="default" w:ascii="Times New Roman" w:hAnsi="Times New Roman" w:cs="Times New Roman"/>
-          <w:lang w:val="en-US"/>
-        </w:rPr>
-        <w:t xml:space="preserve"> and Tables 1,2,4</w:t>
+        <w:t>3-</w:t>
+      </w:r>
+      <w:r>
+        <w:rPr>
+          <w:rFonts w:hint="default" w:ascii="Times New Roman" w:hAnsi="Times New Roman" w:cs="Times New Roman"/>
+          <w:lang w:val="en-US" w:eastAsia="zh-CN"/>
+        </w:rPr>
+        <w:t>5</w:t>
+      </w:r>
+      <w:r>
+        <w:rPr>
+          <w:rFonts w:hint="default" w:ascii="Times New Roman" w:hAnsi="Times New Roman" w:cs="Times New Roman"/>
+          <w:lang w:val="en-US"/>
+        </w:rPr>
+        <w:t xml:space="preserve"> and Tables 2,3,5</w:t>
       </w:r>
       <w:r>
         <w:rPr>
@@ -1929,7 +1936,7 @@
           <w:rFonts w:hint="default" w:ascii="Times New Roman" w:hAnsi="Times New Roman" w:cs="Times New Roman"/>
           <w:lang w:val="en-US"/>
         </w:rPr>
-        <w:t>Figure 2 and Table 1.</w:t>
+        <w:t>Figure 3 and Table 2.</w:t>
       </w:r>
     </w:p>
     <w:p>
@@ -2067,7 +2074,7 @@
           <w:rFonts w:hint="default" w:ascii="Times New Roman" w:hAnsi="Times New Roman" w:cs="Times New Roman"/>
           <w:lang w:val="en-US"/>
         </w:rPr>
-        <w:t>Figure 3 and Table 2.</w:t>
+        <w:t>Figure 4 and Table 3.</w:t>
       </w:r>
     </w:p>
     <w:p>
@@ -2206,16 +2213,23 @@
           <w:rFonts w:hint="default" w:ascii="Times New Roman" w:hAnsi="Times New Roman" w:cs="Times New Roman"/>
           <w:lang w:val="en-US"/>
         </w:rPr>
-        <w:t>Figure 4 and Table 4</w:t>
+        <w:t xml:space="preserve">Figure 5 and </w:t>
       </w:r>
       <w:bookmarkStart w:id="0" w:name="_GoBack"/>
+      <w:r>
+        <w:rPr>
+          <w:rFonts w:hint="default" w:ascii="Times New Roman" w:hAnsi="Times New Roman" w:cs="Times New Roman"/>
+          <w:lang w:val="en-US"/>
+        </w:rPr>
+        <w:t>Table</w:t>
+      </w:r>
       <w:bookmarkEnd w:id="0"/>
       <w:r>
         <w:rPr>
           <w:rFonts w:hint="default" w:ascii="Times New Roman" w:hAnsi="Times New Roman" w:cs="Times New Roman"/>
           <w:lang w:val="en-US"/>
         </w:rPr>
-        <w:t>.</w:t>
+        <w:t xml:space="preserve"> 5.</w:t>
       </w:r>
     </w:p>
     <w:p>
